--- a/CÔNG TY TNHH TÍN ANH/TinAnh_ChuyenDoiLoaiHinhDN/TinAnh_DSThanhVien_DaDien.docx
+++ b/CÔNG TY TNHH TÍN ANH/TinAnh_ChuyenDoiLoaiHinhDN/TinAnh_DSThanhVien_DaDien.docx
@@ -1277,7 +1277,7 @@
               <w:rPr>
                 <w:rFonts w:ascii="Times New Roman" w:eastAsia="Calibri" w:hAnsi="Times New Roman" w:cs="Times New Roman"/>
               </w:rPr>
-              <w:t>TRẦN NGỌC NHÂN</w:t>
+              <w:t>HÀ THỊ NGỌC TRINH</w:t>
             </w:r>
           </w:p>
         </w:tc>
@@ -1304,7 +1304,7 @@
               <w:rPr>
                 <w:rFonts w:ascii="Times New Roman" w:eastAsia="Calibri" w:hAnsi="Times New Roman" w:cs="Times New Roman"/>
               </w:rPr>
-              <w:t>28/02/1989</w:t>
+              <w:t>26/01/1992</w:t>
             </w:r>
           </w:p>
         </w:tc>
@@ -1331,7 +1331,13 @@
               <w:rPr>
                 <w:rFonts w:ascii="Times New Roman" w:eastAsia="Calibri" w:hAnsi="Times New Roman" w:cs="Times New Roman"/>
               </w:rPr>
-              <w:t>Nam</w:t>
+              <w:t>N</w:t>
+            </w:r>
+            <w:r>
+              <w:rPr>
+                <w:rFonts w:ascii="Times New Roman" w:eastAsia="Calibri" w:hAnsi="Times New Roman" w:cs="Times New Roman"/>
+              </w:rPr>
+              <w:t>ữ</w:t>
             </w:r>
           </w:p>
         </w:tc>
@@ -1358,7 +1364,13 @@
               <w:rPr>
                 <w:rFonts w:ascii="Times New Roman" w:hAnsi="Times New Roman" w:cs="Times New Roman"/>
               </w:rPr>
-              <w:t>Căn cước công dân: 051089009598</w:t>
+              <w:t xml:space="preserve">Căn cước công dân: </w:t>
+            </w:r>
+            <w:r>
+              <w:rPr>
+                <w:rFonts w:ascii="Times New Roman" w:hAnsi="Times New Roman" w:cs="Times New Roman"/>
+              </w:rPr>
+              <w:t>052192021204</w:t>
             </w:r>
           </w:p>
           <w:p>
@@ -1380,7 +1392,7 @@
               <w:rPr>
                 <w:rFonts w:ascii="Times New Roman" w:eastAsia="Calibri" w:hAnsi="Times New Roman" w:cs="Times New Roman"/>
               </w:rPr>
-              <w:t>26/02/2022</w:t>
+              <w:t>21/03/2022</w:t>
             </w:r>
           </w:p>
           <w:p>
@@ -1465,14 +1477,14 @@
               <w:rPr>
                 <w:rFonts w:ascii="Times New Roman" w:hAnsi="Times New Roman" w:cs="Times New Roman"/>
               </w:rPr>
-              <w:t xml:space="preserve">Số 97 đường số 3, khu phố Nhị Đồng 1, Phường </w:t>
+              <w:t xml:space="preserve">Đội 1, Thôn Vân Triêm, Xã Ngô Mây, Tỉnh Gia </w:t>
             </w:r>
             <w:r>
               <w:rPr>
                 <w:rFonts w:ascii="Times New Roman" w:hAnsi="Times New Roman" w:cs="Times New Roman"/>
               </w:rPr>
               <w:lastRenderedPageBreak/>
-              <w:t>Dĩ An, Thành Phố Hồ Chí Minh</w:t>
+              <w:t>Lai, Việt Nam</w:t>
             </w:r>
           </w:p>
         </w:tc>
@@ -1502,7 +1514,21 @@
                 <w:spacing w:val="-20"/>
               </w:rPr>
               <w:lastRenderedPageBreak/>
-              <w:t>700.000.000 VNĐ</w:t>
+              <w:t>2.280.000.000</w:t>
+            </w:r>
+            <w:r>
+              <w:rPr>
+                <w:rFonts w:ascii="Times New Roman" w:eastAsia="Calibri" w:hAnsi="Times New Roman" w:cs="Times New Roman"/>
+                <w:spacing w:val="-20"/>
+              </w:rPr>
+              <w:t xml:space="preserve"> </w:t>
+            </w:r>
+            <w:r>
+              <w:rPr>
+                <w:rFonts w:ascii="Times New Roman" w:eastAsia="Calibri" w:hAnsi="Times New Roman" w:cs="Times New Roman"/>
+                <w:spacing w:val="-20"/>
+              </w:rPr>
+              <w:t>VNĐ</w:t>
             </w:r>
           </w:p>
         </w:tc>
@@ -1531,7 +1557,14 @@
                 <w:rFonts w:ascii="Times New Roman" w:eastAsia="Calibri" w:hAnsi="Times New Roman" w:cs="Times New Roman"/>
                 <w:spacing w:val="-20"/>
               </w:rPr>
-              <w:t>70</w:t>
+              <w:t>6</w:t>
+            </w:r>
+            <w:r>
+              <w:rPr>
+                <w:rFonts w:ascii="Times New Roman" w:eastAsia="Calibri" w:hAnsi="Times New Roman" w:cs="Times New Roman"/>
+                <w:spacing w:val="-20"/>
+              </w:rPr>
+              <w:t>0</w:t>
             </w:r>
           </w:p>
         </w:tc>
@@ -1576,7 +1609,21 @@
                 <w:rFonts w:ascii="Times New Roman" w:eastAsia="Calibri" w:hAnsi="Times New Roman" w:cs="Times New Roman"/>
                 <w:spacing w:val="-20"/>
               </w:rPr>
-              <w:t>Số lượng: 700.000.000 đồng</w:t>
+              <w:t xml:space="preserve">Số lượng: </w:t>
+            </w:r>
+            <w:r>
+              <w:rPr>
+                <w:rFonts w:ascii="Times New Roman" w:eastAsia="Calibri" w:hAnsi="Times New Roman" w:cs="Times New Roman"/>
+                <w:spacing w:val="-20"/>
+              </w:rPr>
+              <w:t>2.280.000.000</w:t>
+            </w:r>
+            <w:r>
+              <w:rPr>
+                <w:rFonts w:ascii="Times New Roman" w:eastAsia="Calibri" w:hAnsi="Times New Roman" w:cs="Times New Roman"/>
+                <w:spacing w:val="-20"/>
+              </w:rPr>
+              <w:t>đồng</w:t>
             </w:r>
           </w:p>
         </w:tc>
@@ -1603,7 +1650,7 @@
               <w:rPr>
                 <w:rFonts w:ascii="Times New Roman" w:eastAsia="Calibri" w:hAnsi="Times New Roman" w:cs="Times New Roman"/>
               </w:rPr>
-              <w:t>19/10/2022</w:t>
+              <w:t>23/3/2026</w:t>
             </w:r>
           </w:p>
         </w:tc>
@@ -1704,7 +1751,7 @@
               <w:rPr>
                 <w:rFonts w:ascii="Times New Roman" w:eastAsia="Calibri" w:hAnsi="Times New Roman" w:cs="Times New Roman"/>
               </w:rPr>
-              <w:t>LÊ THỊ PHƯƠNG</w:t>
+              <w:t>NGUYỄN XUÂN KIM</w:t>
             </w:r>
           </w:p>
         </w:tc>
@@ -1731,7 +1778,7 @@
               <w:rPr>
                 <w:rFonts w:ascii="Times New Roman" w:eastAsia="Calibri" w:hAnsi="Times New Roman" w:cs="Times New Roman"/>
               </w:rPr>
-              <w:t>10/08/1991</w:t>
+              <w:t>20/02/1990</w:t>
             </w:r>
           </w:p>
         </w:tc>
@@ -1758,7 +1805,13 @@
               <w:rPr>
                 <w:rFonts w:ascii="Times New Roman" w:eastAsia="Calibri" w:hAnsi="Times New Roman" w:cs="Times New Roman"/>
               </w:rPr>
-              <w:t>Nữ</w:t>
+              <w:t>N</w:t>
+            </w:r>
+            <w:r>
+              <w:rPr>
+                <w:rFonts w:ascii="Times New Roman" w:eastAsia="Calibri" w:hAnsi="Times New Roman" w:cs="Times New Roman"/>
+              </w:rPr>
+              <w:t>am</w:t>
             </w:r>
           </w:p>
         </w:tc>
@@ -1785,7 +1838,13 @@
               <w:rPr>
                 <w:rFonts w:ascii="Times New Roman" w:eastAsia="Calibri" w:hAnsi="Times New Roman" w:cs="Times New Roman"/>
               </w:rPr>
-              <w:t>Căn cước công dân: 051191004680</w:t>
+              <w:t xml:space="preserve">Căn cước công dân: </w:t>
+            </w:r>
+            <w:r>
+              <w:rPr>
+                <w:rFonts w:ascii="Times New Roman" w:eastAsia="Calibri" w:hAnsi="Times New Roman" w:cs="Times New Roman"/>
+              </w:rPr>
+              <w:t>051090014164</w:t>
             </w:r>
           </w:p>
           <w:p>
@@ -1807,31 +1866,237 @@
               <w:rPr>
                 <w:rFonts w:ascii="Times New Roman" w:eastAsia="Calibri" w:hAnsi="Times New Roman" w:cs="Times New Roman"/>
               </w:rPr>
-              <w:t>06/06/2023</w:t>
+              <w:t>09/01/2022</w:t>
+            </w:r>
+          </w:p>
+          <w:p>
+            <w:pPr>
+              <w:snapToGrid w:val="0"/>
+              <w:spacing w:after="0" w:line="240" w:lineRule="auto"/>
+              <w:jc w:val="center"/>
+              <w:rPr>
+                <w:rFonts w:ascii="Times New Roman" w:eastAsia="Calibri" w:hAnsi="Times New Roman" w:cs="Times New Roman"/>
+              </w:rPr>
+            </w:pPr>
+            <w:r>
+              <w:rPr>
+                <w:rFonts w:ascii="Times New Roman" w:eastAsia="Calibri" w:hAnsi="Times New Roman" w:cs="Times New Roman"/>
+              </w:rPr>
+              <w:t>Nơi cấp: Cục trưởng cục cảnh sát quản lý hành chánh về trật tự xã hội</w:t>
+            </w:r>
+          </w:p>
+        </w:tc>
+        <w:tc>
+          <w:tcPr>
+            <w:tcW w:w="850" w:type="dxa"/>
+            <w:tcBorders>
+              <w:top w:val="single" w:sz="4" w:space="0" w:color="000000"/>
+              <w:left w:val="single" w:sz="4" w:space="0" w:color="000000"/>
+              <w:bottom w:val="single" w:sz="4" w:space="0" w:color="000000"/>
+            </w:tcBorders>
+            <w:shd w:val="clear" w:color="auto" w:fill="auto"/>
+          </w:tcPr>
+          <w:p>
+            <w:pPr>
+              <w:snapToGrid w:val="0"/>
+              <w:spacing w:after="0" w:line="240" w:lineRule="auto"/>
+              <w:jc w:val="center"/>
+              <w:rPr>
+                <w:rFonts w:ascii="Times New Roman" w:eastAsia="Calibri" w:hAnsi="Times New Roman" w:cs="Times New Roman"/>
+              </w:rPr>
+            </w:pPr>
+          </w:p>
+        </w:tc>
+        <w:tc>
+          <w:tcPr>
+            <w:tcW w:w="709" w:type="dxa"/>
+            <w:tcBorders>
+              <w:top w:val="single" w:sz="4" w:space="0" w:color="000000"/>
+              <w:left w:val="single" w:sz="4" w:space="0" w:color="000000"/>
+              <w:bottom w:val="single" w:sz="4" w:space="0" w:color="000000"/>
+            </w:tcBorders>
+            <w:shd w:val="clear" w:color="auto" w:fill="auto"/>
+          </w:tcPr>
+          <w:p>
+            <w:pPr>
+              <w:snapToGrid w:val="0"/>
+              <w:spacing w:after="0" w:line="240" w:lineRule="auto"/>
+              <w:jc w:val="center"/>
+              <w:rPr>
+                <w:rFonts w:ascii="Times New Roman" w:eastAsia="Calibri" w:hAnsi="Times New Roman" w:cs="Times New Roman"/>
+              </w:rPr>
+            </w:pPr>
+          </w:p>
+        </w:tc>
+        <w:tc>
+          <w:tcPr>
+            <w:tcW w:w="1134" w:type="dxa"/>
+            <w:tcBorders>
+              <w:top w:val="single" w:sz="4" w:space="0" w:color="000000"/>
+              <w:left w:val="single" w:sz="4" w:space="0" w:color="000000"/>
+              <w:bottom w:val="single" w:sz="4" w:space="0" w:color="000000"/>
+            </w:tcBorders>
+            <w:shd w:val="clear" w:color="auto" w:fill="auto"/>
+          </w:tcPr>
+          <w:p>
+            <w:pPr>
+              <w:snapToGrid w:val="0"/>
+              <w:spacing w:after="0" w:line="240" w:lineRule="auto"/>
+              <w:rPr>
+                <w:rFonts w:ascii="Times New Roman" w:eastAsia="Calibri" w:hAnsi="Times New Roman" w:cs="Times New Roman"/>
+              </w:rPr>
+            </w:pPr>
+            <w:r>
+              <w:rPr>
+                <w:rFonts w:ascii="Times New Roman" w:eastAsia="Calibri" w:hAnsi="Times New Roman" w:cs="Times New Roman"/>
+              </w:rPr>
+              <w:t>Thôn Thọ Tây, Xã Sơn Tịnh, Tỉnh Quảng Ngãi</w:t>
+            </w:r>
+          </w:p>
+        </w:tc>
+        <w:tc>
+          <w:tcPr>
+            <w:tcW w:w="2268" w:type="dxa"/>
+            <w:tcBorders>
+              <w:top w:val="single" w:sz="4" w:space="0" w:color="auto"/>
+              <w:left w:val="single" w:sz="4" w:space="0" w:color="000000"/>
+              <w:bottom w:val="single" w:sz="4" w:space="0" w:color="auto"/>
+            </w:tcBorders>
+            <w:shd w:val="clear" w:color="auto" w:fill="auto"/>
+          </w:tcPr>
+          <w:p>
+            <w:pPr>
+              <w:snapToGrid w:val="0"/>
+              <w:spacing w:after="0" w:line="240" w:lineRule="auto"/>
+              <w:jc w:val="center"/>
+              <w:rPr>
+                <w:rFonts w:ascii="Times New Roman" w:eastAsia="Calibri" w:hAnsi="Times New Roman" w:cs="Times New Roman"/>
+                <w:spacing w:val="-20"/>
+              </w:rPr>
+            </w:pPr>
+            <w:r>
+              <w:rPr>
+                <w:rFonts w:ascii="Times New Roman" w:eastAsia="Calibri" w:hAnsi="Times New Roman" w:cs="Times New Roman"/>
+                <w:spacing w:val="-20"/>
+              </w:rPr>
+              <w:t>1.520.000.000</w:t>
+            </w:r>
+            <w:r>
+              <w:rPr>
+                <w:rFonts w:ascii="Times New Roman" w:eastAsia="Calibri" w:hAnsi="Times New Roman" w:cs="Times New Roman"/>
+                <w:spacing w:val="-20"/>
+              </w:rPr>
+              <w:t xml:space="preserve"> </w:t>
+            </w:r>
+            <w:r>
+              <w:rPr>
+                <w:rFonts w:ascii="Times New Roman" w:eastAsia="Calibri" w:hAnsi="Times New Roman" w:cs="Times New Roman"/>
+                <w:spacing w:val="-20"/>
+              </w:rPr>
+              <w:t>VNĐ</w:t>
+            </w:r>
+          </w:p>
+        </w:tc>
+        <w:tc>
+          <w:tcPr>
+            <w:tcW w:w="709" w:type="dxa"/>
+            <w:tcBorders>
+              <w:top w:val="single" w:sz="4" w:space="0" w:color="auto"/>
+              <w:left w:val="single" w:sz="4" w:space="0" w:color="000000"/>
+              <w:bottom w:val="single" w:sz="4" w:space="0" w:color="auto"/>
+            </w:tcBorders>
+            <w:shd w:val="clear" w:color="auto" w:fill="auto"/>
+          </w:tcPr>
+          <w:p>
+            <w:pPr>
+              <w:snapToGrid w:val="0"/>
+              <w:spacing w:after="0" w:line="240" w:lineRule="auto"/>
+              <w:jc w:val="center"/>
+              <w:rPr>
+                <w:rFonts w:ascii="Times New Roman" w:eastAsia="Calibri" w:hAnsi="Times New Roman" w:cs="Times New Roman"/>
+                <w:spacing w:val="-20"/>
+              </w:rPr>
+            </w:pPr>
+            <w:r>
+              <w:rPr>
+                <w:rFonts w:ascii="Times New Roman" w:eastAsia="Calibri" w:hAnsi="Times New Roman" w:cs="Times New Roman"/>
+                <w:spacing w:val="-20"/>
+              </w:rPr>
+              <w:t>4</w:t>
+            </w:r>
+            <w:r>
+              <w:rPr>
+                <w:rFonts w:ascii="Times New Roman" w:eastAsia="Calibri" w:hAnsi="Times New Roman" w:cs="Times New Roman"/>
+                <w:spacing w:val="-20"/>
+              </w:rPr>
+              <w:t>0</w:t>
+            </w:r>
+          </w:p>
+        </w:tc>
+        <w:tc>
+          <w:tcPr>
+            <w:tcW w:w="1276" w:type="dxa"/>
+            <w:tcBorders>
+              <w:top w:val="single" w:sz="4" w:space="0" w:color="auto"/>
+              <w:left w:val="single" w:sz="4" w:space="0" w:color="000000"/>
+              <w:bottom w:val="single" w:sz="4" w:space="0" w:color="auto"/>
+            </w:tcBorders>
+            <w:shd w:val="clear" w:color="auto" w:fill="auto"/>
+          </w:tcPr>
+          <w:p>
+            <w:pPr>
+              <w:snapToGrid w:val="0"/>
+              <w:spacing w:after="0" w:line="240" w:lineRule="auto"/>
+              <w:rPr>
+                <w:rFonts w:ascii="Times New Roman" w:eastAsia="Calibri" w:hAnsi="Times New Roman" w:cs="Times New Roman"/>
+                <w:spacing w:val="-20"/>
+              </w:rPr>
+            </w:pPr>
+            <w:r>
+              <w:rPr>
+                <w:rFonts w:ascii="Times New Roman" w:eastAsia="Calibri" w:hAnsi="Times New Roman" w:cs="Times New Roman"/>
+                <w:spacing w:val="-20"/>
+              </w:rPr>
+              <w:t>Loại tài sản: Đồng Việt Nam</w:t>
+            </w:r>
+          </w:p>
+          <w:p>
+            <w:pPr>
+              <w:snapToGrid w:val="0"/>
+              <w:spacing w:after="0" w:line="240" w:lineRule="auto"/>
+              <w:rPr>
+                <w:rFonts w:ascii="Times New Roman" w:eastAsia="Calibri" w:hAnsi="Times New Roman" w:cs="Times New Roman"/>
+                <w:spacing w:val="-20"/>
+              </w:rPr>
+            </w:pPr>
+            <w:r>
+              <w:rPr>
+                <w:rFonts w:ascii="Times New Roman" w:eastAsia="Calibri" w:hAnsi="Times New Roman" w:cs="Times New Roman"/>
+                <w:spacing w:val="-20"/>
+              </w:rPr>
+              <w:t xml:space="preserve">Số lượng: </w:t>
+            </w:r>
+            <w:r>
+              <w:rPr>
+                <w:rFonts w:ascii="Times New Roman" w:eastAsia="Calibri" w:hAnsi="Times New Roman" w:cs="Times New Roman"/>
+                <w:spacing w:val="-20"/>
+              </w:rPr>
+              <w:t>1.520.000.000</w:t>
             </w:r>
             <w:bookmarkStart w:id="0" w:name="_GoBack"/>
             <w:bookmarkEnd w:id="0"/>
-          </w:p>
-          <w:p>
-            <w:pPr>
-              <w:snapToGrid w:val="0"/>
-              <w:spacing w:after="0" w:line="240" w:lineRule="auto"/>
-              <w:jc w:val="center"/>
-              <w:rPr>
-                <w:rFonts w:ascii="Times New Roman" w:eastAsia="Calibri" w:hAnsi="Times New Roman" w:cs="Times New Roman"/>
-              </w:rPr>
-            </w:pPr>
-            <w:r>
-              <w:rPr>
-                <w:rFonts w:ascii="Times New Roman" w:eastAsia="Calibri" w:hAnsi="Times New Roman" w:cs="Times New Roman"/>
-              </w:rPr>
-              <w:t>Nơi cấp: Cục trưởng cục cảnh sát quản lý hành chánh về trật tự xã hội</w:t>
-            </w:r>
-          </w:p>
-        </w:tc>
-        <w:tc>
-          <w:tcPr>
-            <w:tcW w:w="850" w:type="dxa"/>
+            <w:r>
+              <w:rPr>
+                <w:rFonts w:ascii="Times New Roman" w:eastAsia="Calibri" w:hAnsi="Times New Roman" w:cs="Times New Roman"/>
+                <w:spacing w:val="-20"/>
+              </w:rPr>
+              <w:t>đồng</w:t>
+            </w:r>
+          </w:p>
+        </w:tc>
+        <w:tc>
+          <w:tcPr>
+            <w:tcW w:w="851" w:type="dxa"/>
             <w:tcBorders>
               <w:top w:val="single" w:sz="4" w:space="0" w:color="000000"/>
               <w:left w:val="single" w:sz="4" w:space="0" w:color="000000"/>
@@ -1848,183 +2113,11 @@
                 <w:rFonts w:ascii="Times New Roman" w:eastAsia="Calibri" w:hAnsi="Times New Roman" w:cs="Times New Roman"/>
               </w:rPr>
             </w:pPr>
-          </w:p>
-        </w:tc>
-        <w:tc>
-          <w:tcPr>
-            <w:tcW w:w="709" w:type="dxa"/>
-            <w:tcBorders>
-              <w:top w:val="single" w:sz="4" w:space="0" w:color="000000"/>
-              <w:left w:val="single" w:sz="4" w:space="0" w:color="000000"/>
-              <w:bottom w:val="single" w:sz="4" w:space="0" w:color="000000"/>
-            </w:tcBorders>
-            <w:shd w:val="clear" w:color="auto" w:fill="auto"/>
-          </w:tcPr>
-          <w:p>
-            <w:pPr>
-              <w:snapToGrid w:val="0"/>
-              <w:spacing w:after="0" w:line="240" w:lineRule="auto"/>
-              <w:jc w:val="center"/>
-              <w:rPr>
-                <w:rFonts w:ascii="Times New Roman" w:eastAsia="Calibri" w:hAnsi="Times New Roman" w:cs="Times New Roman"/>
-              </w:rPr>
-            </w:pPr>
-          </w:p>
-        </w:tc>
-        <w:tc>
-          <w:tcPr>
-            <w:tcW w:w="1134" w:type="dxa"/>
-            <w:tcBorders>
-              <w:top w:val="single" w:sz="4" w:space="0" w:color="000000"/>
-              <w:left w:val="single" w:sz="4" w:space="0" w:color="000000"/>
-              <w:bottom w:val="single" w:sz="4" w:space="0" w:color="000000"/>
-            </w:tcBorders>
-            <w:shd w:val="clear" w:color="auto" w:fill="auto"/>
-          </w:tcPr>
-          <w:p>
-            <w:pPr>
-              <w:snapToGrid w:val="0"/>
-              <w:spacing w:after="0" w:line="240" w:lineRule="auto"/>
-              <w:rPr>
-                <w:rFonts w:ascii="Times New Roman" w:eastAsia="Calibri" w:hAnsi="Times New Roman" w:cs="Times New Roman"/>
-              </w:rPr>
-            </w:pPr>
-            <w:r>
-              <w:rPr>
-                <w:rFonts w:ascii="Times New Roman" w:eastAsia="Calibri" w:hAnsi="Times New Roman" w:cs="Times New Roman"/>
-              </w:rPr>
-              <w:t>Số 97 đường số 3, khu phố Nhị Đồng 1, Phường Dĩ An, Thành Phố Hồ Chí Minh</w:t>
-            </w:r>
-          </w:p>
-        </w:tc>
-        <w:tc>
-          <w:tcPr>
-            <w:tcW w:w="2268" w:type="dxa"/>
-            <w:tcBorders>
-              <w:top w:val="single" w:sz="4" w:space="0" w:color="auto"/>
-              <w:left w:val="single" w:sz="4" w:space="0" w:color="000000"/>
-              <w:bottom w:val="single" w:sz="4" w:space="0" w:color="auto"/>
-            </w:tcBorders>
-            <w:shd w:val="clear" w:color="auto" w:fill="auto"/>
-          </w:tcPr>
-          <w:p>
-            <w:pPr>
-              <w:snapToGrid w:val="0"/>
-              <w:spacing w:after="0" w:line="240" w:lineRule="auto"/>
-              <w:jc w:val="center"/>
-              <w:rPr>
-                <w:rFonts w:ascii="Times New Roman" w:eastAsia="Calibri" w:hAnsi="Times New Roman" w:cs="Times New Roman"/>
-                <w:spacing w:val="-20"/>
-              </w:rPr>
-            </w:pPr>
-            <w:r>
-              <w:rPr>
-                <w:rFonts w:ascii="Times New Roman" w:eastAsia="Calibri" w:hAnsi="Times New Roman" w:cs="Times New Roman"/>
-                <w:spacing w:val="-20"/>
-              </w:rPr>
-              <w:t>300.000.000 VNĐ</w:t>
-            </w:r>
-          </w:p>
-        </w:tc>
-        <w:tc>
-          <w:tcPr>
-            <w:tcW w:w="709" w:type="dxa"/>
-            <w:tcBorders>
-              <w:top w:val="single" w:sz="4" w:space="0" w:color="auto"/>
-              <w:left w:val="single" w:sz="4" w:space="0" w:color="000000"/>
-              <w:bottom w:val="single" w:sz="4" w:space="0" w:color="auto"/>
-            </w:tcBorders>
-            <w:shd w:val="clear" w:color="auto" w:fill="auto"/>
-          </w:tcPr>
-          <w:p>
-            <w:pPr>
-              <w:snapToGrid w:val="0"/>
-              <w:spacing w:after="0" w:line="240" w:lineRule="auto"/>
-              <w:jc w:val="center"/>
-              <w:rPr>
-                <w:rFonts w:ascii="Times New Roman" w:eastAsia="Calibri" w:hAnsi="Times New Roman" w:cs="Times New Roman"/>
-                <w:spacing w:val="-20"/>
-              </w:rPr>
-            </w:pPr>
-            <w:r>
-              <w:rPr>
-                <w:rFonts w:ascii="Times New Roman" w:eastAsia="Calibri" w:hAnsi="Times New Roman" w:cs="Times New Roman"/>
-                <w:spacing w:val="-20"/>
-              </w:rPr>
-              <w:t>30</w:t>
-            </w:r>
-          </w:p>
-        </w:tc>
-        <w:tc>
-          <w:tcPr>
-            <w:tcW w:w="1276" w:type="dxa"/>
-            <w:tcBorders>
-              <w:top w:val="single" w:sz="4" w:space="0" w:color="auto"/>
-              <w:left w:val="single" w:sz="4" w:space="0" w:color="000000"/>
-              <w:bottom w:val="single" w:sz="4" w:space="0" w:color="auto"/>
-            </w:tcBorders>
-            <w:shd w:val="clear" w:color="auto" w:fill="auto"/>
-          </w:tcPr>
-          <w:p>
-            <w:pPr>
-              <w:snapToGrid w:val="0"/>
-              <w:spacing w:after="0" w:line="240" w:lineRule="auto"/>
-              <w:rPr>
-                <w:rFonts w:ascii="Times New Roman" w:eastAsia="Calibri" w:hAnsi="Times New Roman" w:cs="Times New Roman"/>
-                <w:spacing w:val="-20"/>
-              </w:rPr>
-            </w:pPr>
-            <w:r>
-              <w:rPr>
-                <w:rFonts w:ascii="Times New Roman" w:eastAsia="Calibri" w:hAnsi="Times New Roman" w:cs="Times New Roman"/>
-                <w:spacing w:val="-20"/>
-              </w:rPr>
-              <w:t>Loại tài sản: Đồng Việt Nam</w:t>
-            </w:r>
-          </w:p>
-          <w:p>
-            <w:pPr>
-              <w:snapToGrid w:val="0"/>
-              <w:spacing w:after="0" w:line="240" w:lineRule="auto"/>
-              <w:rPr>
-                <w:rFonts w:ascii="Times New Roman" w:eastAsia="Calibri" w:hAnsi="Times New Roman" w:cs="Times New Roman"/>
-                <w:spacing w:val="-20"/>
-              </w:rPr>
-            </w:pPr>
-            <w:r>
-              <w:rPr>
-                <w:rFonts w:ascii="Times New Roman" w:eastAsia="Calibri" w:hAnsi="Times New Roman" w:cs="Times New Roman"/>
-                <w:spacing w:val="-20"/>
-              </w:rPr>
-              <w:t>Số lượng: 300.000.000 đồng</w:t>
-            </w:r>
-          </w:p>
-        </w:tc>
-        <w:tc>
-          <w:tcPr>
-            <w:tcW w:w="851" w:type="dxa"/>
-            <w:tcBorders>
-              <w:top w:val="single" w:sz="4" w:space="0" w:color="000000"/>
-              <w:left w:val="single" w:sz="4" w:space="0" w:color="000000"/>
-              <w:bottom w:val="single" w:sz="4" w:space="0" w:color="000000"/>
-            </w:tcBorders>
-            <w:shd w:val="clear" w:color="auto" w:fill="auto"/>
-          </w:tcPr>
-          <w:p>
-            <w:pPr>
-              <w:snapToGrid w:val="0"/>
-              <w:spacing w:after="0" w:line="240" w:lineRule="auto"/>
-              <w:jc w:val="center"/>
-              <w:rPr>
-                <w:rFonts w:ascii="Times New Roman" w:eastAsia="Calibri" w:hAnsi="Times New Roman" w:cs="Times New Roman"/>
-              </w:rPr>
-            </w:pPr>
-            <w:r>
-              <w:rPr>
-                <w:rFonts w:ascii="Times New Roman" w:eastAsia="Calibri" w:hAnsi="Times New Roman" w:cs="Times New Roman"/>
-                <w:spacing w:val="-20"/>
-              </w:rPr>
-              <w:t>05/02/2026</w:t>
+            <w:r>
+              <w:rPr>
+                <w:rFonts w:ascii="Times New Roman" w:eastAsia="Calibri" w:hAnsi="Times New Roman" w:cs="Times New Roman"/>
+              </w:rPr>
+              <w:t>23/3/2026</w:t>
             </w:r>
           </w:p>
         </w:tc>
@@ -4714,7 +4807,43 @@
                 <w:szCs w:val="24"/>
               </w:rPr>
               <w:lastRenderedPageBreak/>
-              <w:t>Thành phố Hồ Chí Minh, ngày 05 tháng 02 năm 2026</w:t>
+              <w:t xml:space="preserve">Thành phố Hồ Chí Minh, ngày </w:t>
+            </w:r>
+            <w:r>
+              <w:rPr>
+                <w:rFonts w:ascii="Times New Roman" w:eastAsia="Calibri" w:hAnsi="Times New Roman" w:cs="Times New Roman"/>
+                <w:i/>
+                <w:sz w:val="24"/>
+                <w:szCs w:val="24"/>
+              </w:rPr>
+              <w:t>23</w:t>
+            </w:r>
+            <w:r>
+              <w:rPr>
+                <w:rFonts w:ascii="Times New Roman" w:eastAsia="Calibri" w:hAnsi="Times New Roman" w:cs="Times New Roman"/>
+                <w:i/>
+                <w:sz w:val="24"/>
+                <w:szCs w:val="24"/>
+              </w:rPr>
+              <w:t xml:space="preserve"> tháng </w:t>
+            </w:r>
+            <w:r>
+              <w:rPr>
+                <w:rFonts w:ascii="Times New Roman" w:eastAsia="Calibri" w:hAnsi="Times New Roman" w:cs="Times New Roman"/>
+                <w:i/>
+                <w:sz w:val="24"/>
+                <w:szCs w:val="24"/>
+              </w:rPr>
+              <w:t>3</w:t>
+            </w:r>
+            <w:r>
+              <w:rPr>
+                <w:rFonts w:ascii="Times New Roman" w:eastAsia="Calibri" w:hAnsi="Times New Roman" w:cs="Times New Roman"/>
+                <w:i/>
+                <w:sz w:val="24"/>
+                <w:szCs w:val="24"/>
+              </w:rPr>
+              <w:t xml:space="preserve"> năm 2026</w:t>
             </w:r>
           </w:p>
           <w:p>
@@ -4895,7 +5024,7 @@
                 <w:sz w:val="26"/>
                 <w:szCs w:val="26"/>
               </w:rPr>
-              <w:t>TRẦN NGỌC NHÂN</w:t>
+              <w:t>HÀ THỊ NGỌC TRINH</w:t>
             </w:r>
           </w:p>
         </w:tc>
